--- a/templates_docx/Due_Notice_SMS_Template.docx
+++ b/templates_docx/Due_Notice_SMS_Template.docx
@@ -207,39 +207,17 @@
           <w:sz w:val="21"/>
           <w:szCs w:val="21"/>
         </w:rPr>
-        <w:t xml:space="preserve">   </w:t>
-      </w:r>
-      <w:proofErr w:type="gramStart"/>
-      <w:r>
-        <w:rPr>
-          <w:rFonts w:ascii="Arial" w:hAnsi="Arial" w:cs="Arial"/>
-          <w:spacing w:val="-2"/>
-          <w:w w:val="90"/>
-          <w:sz w:val="21"/>
-          <w:szCs w:val="21"/>
-        </w:rPr>
-        <w:t>To,</w:t>
-      </w:r>
-      <w:r>
-        <w:rPr>
-          <w:rFonts w:ascii="Arial" w:hAnsi="Arial" w:cs="Arial"/>
-          <w:spacing w:val="-2"/>
-          <w:w w:val="90"/>
-          <w:sz w:val="21"/>
-          <w:szCs w:val="21"/>
-        </w:rPr>
-        <w:t xml:space="preserve">   </w:t>
-      </w:r>
-      <w:proofErr w:type="gramEnd"/>
-      <w:r>
-        <w:rPr>
-          <w:rFonts w:ascii="Arial" w:hAnsi="Arial" w:cs="Arial"/>
-          <w:spacing w:val="-2"/>
-          <w:w w:val="90"/>
-          <w:sz w:val="21"/>
-          <w:szCs w:val="21"/>
-        </w:rPr>
-        <w:t xml:space="preserve">                                                                                                                                  </w:t>
+        <w:t xml:space="preserve">   To,</w:t>
+      </w:r>
+      <w:r>
+        <w:rPr>
+          <w:rFonts w:ascii="Arial" w:hAnsi="Arial" w:cs="Arial"/>
+          <w:spacing w:val="-2"/>
+          <w:w w:val="90"/>
+          <w:sz w:val="21"/>
+          <w:szCs w:val="21"/>
+        </w:rPr>
+        <w:t xml:space="preserve">                                                                                                                                     </w:t>
       </w:r>
       <w:r>
         <w:rPr>
@@ -288,7 +266,29 @@
           <w:sz w:val="21"/>
           <w:szCs w:val="21"/>
         </w:rPr>
-        <w:t>{{notice_date}}</w:t>
+        <w:t>{{</w:t>
+      </w:r>
+      <w:proofErr w:type="spellStart"/>
+      <w:r>
+        <w:rPr>
+          <w:rFonts w:ascii="Arial" w:hAnsi="Arial" w:cs="Arial"/>
+          <w:spacing w:val="-2"/>
+          <w:w w:val="90"/>
+          <w:sz w:val="21"/>
+          <w:szCs w:val="21"/>
+        </w:rPr>
+        <w:t>notice_date</w:t>
+      </w:r>
+      <w:proofErr w:type="spellEnd"/>
+      <w:r>
+        <w:rPr>
+          <w:rFonts w:ascii="Arial" w:hAnsi="Arial" w:cs="Arial"/>
+          <w:spacing w:val="-2"/>
+          <w:w w:val="90"/>
+          <w:sz w:val="21"/>
+          <w:szCs w:val="21"/>
+        </w:rPr>
+        <w:t>}}</w:t>
       </w:r>
     </w:p>
     <w:p>
@@ -319,7 +319,31 @@
           <w:sz w:val="21"/>
           <w:szCs w:val="21"/>
         </w:rPr>
-        <w:t>{{borrower_name}}</w:t>
+        <w:t>{{</w:t>
+      </w:r>
+      <w:proofErr w:type="spellStart"/>
+      <w:r>
+        <w:rPr>
+          <w:rFonts w:ascii="Arial" w:hAnsi="Arial" w:cs="Arial"/>
+          <w:b/>
+          <w:spacing w:val="-17"/>
+          <w:w w:val="90"/>
+          <w:sz w:val="21"/>
+          <w:szCs w:val="21"/>
+        </w:rPr>
+        <w:t>borrower_name</w:t>
+      </w:r>
+      <w:proofErr w:type="spellEnd"/>
+      <w:r>
+        <w:rPr>
+          <w:rFonts w:ascii="Arial" w:hAnsi="Arial" w:cs="Arial"/>
+          <w:b/>
+          <w:spacing w:val="-17"/>
+          <w:w w:val="90"/>
+          <w:sz w:val="21"/>
+          <w:szCs w:val="21"/>
+        </w:rPr>
+        <w:t>}}</w:t>
       </w:r>
       <w:r>
         <w:rPr>
@@ -350,7 +374,7 @@
           <w:szCs w:val="21"/>
         </w:rPr>
       </w:pPr>
-      <w:proofErr w:type="gramStart"/>
+      <w:proofErr w:type="spellStart"/>
       <w:r>
         <w:rPr>
           <w:rFonts w:ascii="Arial" w:hAnsi="Arial" w:cs="Arial"/>
@@ -363,7 +387,7 @@
         </w:rPr>
         <w:t>H.No</w:t>
       </w:r>
-      <w:proofErr w:type="gramEnd"/>
+      <w:proofErr w:type="spellEnd"/>
       <w:r>
         <w:rPr>
           <w:rFonts w:ascii="Arial" w:hAnsi="Arial" w:cs="Arial"/>
@@ -374,8 +398,9 @@
           <w:sz w:val="21"/>
           <w:szCs w:val="21"/>
         </w:rPr>
-        <w:t>:-{{borrower_address}}</w:t>
-      </w:r>
+        <w:t>:-{{</w:t>
+      </w:r>
+      <w:proofErr w:type="spellStart"/>
       <w:r>
         <w:rPr>
           <w:rFonts w:ascii="Arial" w:hAnsi="Arial" w:cs="Arial"/>
@@ -386,8 +411,9 @@
           <w:sz w:val="21"/>
           <w:szCs w:val="21"/>
         </w:rPr>
-        <w:t>, pincode</w:t>
-      </w:r>
+        <w:t>borrower_address</w:t>
+      </w:r>
+      <w:proofErr w:type="spellEnd"/>
       <w:r>
         <w:rPr>
           <w:rFonts w:ascii="Arial" w:hAnsi="Arial" w:cs="Arial"/>
@@ -398,7 +424,71 @@
           <w:sz w:val="21"/>
           <w:szCs w:val="21"/>
         </w:rPr>
-        <w:t>-{{pincode}}</w:t>
+        <w:t>}}</w:t>
+      </w:r>
+      <w:r>
+        <w:rPr>
+          <w:rFonts w:ascii="Arial" w:hAnsi="Arial" w:cs="Arial"/>
+          <w:b/>
+          <w:bCs/>
+          <w:spacing w:val="-4"/>
+          <w:w w:val="90"/>
+          <w:sz w:val="21"/>
+          <w:szCs w:val="21"/>
+        </w:rPr>
+        <w:t xml:space="preserve">, </w:t>
+      </w:r>
+      <w:proofErr w:type="spellStart"/>
+      <w:r>
+        <w:rPr>
+          <w:rFonts w:ascii="Arial" w:hAnsi="Arial" w:cs="Arial"/>
+          <w:b/>
+          <w:bCs/>
+          <w:spacing w:val="-4"/>
+          <w:w w:val="90"/>
+          <w:sz w:val="21"/>
+          <w:szCs w:val="21"/>
+        </w:rPr>
+        <w:t>pincode</w:t>
+      </w:r>
+      <w:proofErr w:type="spellEnd"/>
+      <w:r>
+        <w:rPr>
+          <w:rFonts w:ascii="Arial" w:hAnsi="Arial" w:cs="Arial"/>
+          <w:b/>
+          <w:bCs/>
+          <w:spacing w:val="-4"/>
+          <w:w w:val="90"/>
+          <w:sz w:val="21"/>
+          <w:szCs w:val="21"/>
+        </w:rPr>
+        <w:t>-{{</w:t>
+      </w:r>
+      <w:proofErr w:type="spellStart"/>
+      <w:r>
+        <w:rPr>
+          <w:rFonts w:ascii="Arial" w:hAnsi="Arial" w:cs="Arial"/>
+          <w:b/>
+          <w:bCs/>
+          <w:spacing w:val="-4"/>
+          <w:w w:val="90"/>
+          <w:sz w:val="21"/>
+          <w:szCs w:val="21"/>
+        </w:rPr>
+        <w:t>pincode</w:t>
+      </w:r>
+      <w:proofErr w:type="spellEnd"/>
+      <w:r>
+        <w:rPr>
+          <w:rFonts w:ascii="Arial" w:hAnsi="Arial" w:cs="Arial"/>
+          <w:b/>
+          <w:bCs/>
+          <w:spacing w:val="-4"/>
+          <w:w w:val="90"/>
+          <w:sz w:val="21"/>
+          <w:szCs w:val="21"/>
+        </w:rPr>
+        <w:t>}}</w:t>
       </w:r>
       <w:r>
         <w:rPr>
@@ -454,7 +544,29 @@
           <w:sz w:val="21"/>
           <w:szCs w:val="21"/>
         </w:rPr>
-        <w:t>{{borrower_mobile}}</w:t>
+        <w:t>{{</w:t>
+      </w:r>
+      <w:proofErr w:type="spellStart"/>
+      <w:r>
+        <w:rPr>
+          <w:rFonts w:ascii="Arial" w:hAnsi="Arial" w:cs="Arial"/>
+          <w:b/>
+          <w:bCs/>
+          <w:sz w:val="21"/>
+          <w:szCs w:val="21"/>
+        </w:rPr>
+        <w:t>borrower_mobile</w:t>
+      </w:r>
+      <w:proofErr w:type="spellEnd"/>
+      <w:r>
+        <w:rPr>
+          <w:rFonts w:ascii="Arial" w:hAnsi="Arial" w:cs="Arial"/>
+          <w:b/>
+          <w:bCs/>
+          <w:sz w:val="21"/>
+          <w:szCs w:val="21"/>
+        </w:rPr>
+        <w:t>}}</w:t>
       </w:r>
       <w:r>
         <w:rPr>
@@ -808,9 +920,9 @@
           <w:szCs w:val="21"/>
           <w:u w:val="single"/>
         </w:rPr>
-        <w:t>{{vehicle_no}</w:t>
-      </w:r>
-      <w:proofErr w:type="gramStart"/>
+        <w:t>{{</w:t>
+      </w:r>
+      <w:proofErr w:type="spellStart"/>
       <w:r>
         <w:rPr>
           <w:rFonts w:ascii="Arial" w:hAnsi="Arial" w:cs="Arial"/>
@@ -821,7 +933,20 @@
           <w:szCs w:val="21"/>
           <w:u w:val="single"/>
         </w:rPr>
-        <w:t>}</w:t>
+        <w:t>vehicle_no</w:t>
+      </w:r>
+      <w:proofErr w:type="spellEnd"/>
+      <w:r>
+        <w:rPr>
+          <w:rFonts w:ascii="Arial" w:hAnsi="Arial" w:cs="Arial"/>
+          <w:b/>
+          <w:spacing w:val="-6"/>
+          <w:w w:val="90"/>
+          <w:sz w:val="21"/>
+          <w:szCs w:val="21"/>
+          <w:u w:val="single"/>
+        </w:rPr>
+        <w:t>}}</w:t>
       </w:r>
       <w:r>
         <w:rPr>
@@ -846,7 +971,6 @@
         </w:rPr>
         <w:t>,</w:t>
       </w:r>
-      <w:proofErr w:type="gramEnd"/>
       <w:r>
         <w:rPr>
           <w:rFonts w:ascii="Arial" w:hAnsi="Arial" w:cs="Arial"/>
@@ -914,7 +1038,33 @@
           <w:szCs w:val="21"/>
           <w:u w:val="single"/>
         </w:rPr>
-        <w:t>{{loan_account}}</w:t>
+        <w:t>{{</w:t>
+      </w:r>
+      <w:proofErr w:type="spellStart"/>
+      <w:r>
+        <w:rPr>
+          <w:rFonts w:ascii="Arial" w:hAnsi="Arial" w:cs="Arial"/>
+          <w:b/>
+          <w:spacing w:val="-6"/>
+          <w:w w:val="90"/>
+          <w:sz w:val="21"/>
+          <w:szCs w:val="21"/>
+          <w:u w:val="single"/>
+        </w:rPr>
+        <w:t>loan_account</w:t>
+      </w:r>
+      <w:proofErr w:type="spellEnd"/>
+      <w:r>
+        <w:rPr>
+          <w:rFonts w:ascii="Arial" w:hAnsi="Arial" w:cs="Arial"/>
+          <w:b/>
+          <w:spacing w:val="-6"/>
+          <w:w w:val="90"/>
+          <w:sz w:val="21"/>
+          <w:szCs w:val="21"/>
+          <w:u w:val="single"/>
+        </w:rPr>
+        <w:t>}}</w:t>
       </w:r>
     </w:p>
     <w:p>
@@ -955,7 +1105,29 @@
           <w:sz w:val="21"/>
           <w:szCs w:val="21"/>
         </w:rPr>
-        <w:t>{{borrower_name}}</w:t>
+        <w:t>{{</w:t>
+      </w:r>
+      <w:proofErr w:type="spellStart"/>
+      <w:r>
+        <w:rPr>
+          <w:rFonts w:ascii="Arial" w:hAnsi="Arial" w:cs="Arial"/>
+          <w:spacing w:val="-4"/>
+          <w:w w:val="90"/>
+          <w:sz w:val="21"/>
+          <w:szCs w:val="21"/>
+        </w:rPr>
+        <w:t>borrower_name</w:t>
+      </w:r>
+      <w:proofErr w:type="spellEnd"/>
+      <w:r>
+        <w:rPr>
+          <w:rFonts w:ascii="Arial" w:hAnsi="Arial" w:cs="Arial"/>
+          <w:spacing w:val="-4"/>
+          <w:w w:val="90"/>
+          <w:sz w:val="21"/>
+          <w:szCs w:val="21"/>
+        </w:rPr>
+        <w:t>}}</w:t>
       </w:r>
       <w:r>
         <w:rPr>
@@ -2138,14 +2310,25 @@
         </w:rPr>
         <w:t>{{</w:t>
       </w:r>
-      <w:r>
-        <w:rPr>
-          <w:rFonts w:ascii="Arial" w:hAnsi="Arial" w:cs="Arial"/>
-          <w:w w:val="90"/>
-          <w:sz w:val="21"/>
-          <w:szCs w:val="21"/>
-        </w:rPr>
-        <w:t>date_due}}</w:t>
+      <w:proofErr w:type="spellStart"/>
+      <w:r>
+        <w:rPr>
+          <w:rFonts w:ascii="Arial" w:hAnsi="Arial" w:cs="Arial"/>
+          <w:w w:val="90"/>
+          <w:sz w:val="21"/>
+          <w:szCs w:val="21"/>
+        </w:rPr>
+        <w:t>date_due</w:t>
+      </w:r>
+      <w:proofErr w:type="spellEnd"/>
+      <w:r>
+        <w:rPr>
+          <w:rFonts w:ascii="Arial" w:hAnsi="Arial" w:cs="Arial"/>
+          <w:w w:val="90"/>
+          <w:sz w:val="21"/>
+          <w:szCs w:val="21"/>
+        </w:rPr>
+        <w:t>}}</w:t>
       </w:r>
       <w:r>
         <w:rPr>
@@ -2548,170 +2731,6 @@
       </w:tr>
       <w:tr>
         <w:trPr>
-          <w:trHeight w:val="457"/>
-        </w:trPr>
-        <w:tc>
-          <w:tcPr>
-            <w:tcW w:w="3869" w:type="dxa"/>
-          </w:tcPr>
-          <w:p>
-            <w:pPr>
-              <w:pStyle w:val="TableParagraph"/>
-              <w:spacing w:before="120" w:line="240" w:lineRule="auto"/>
-              <w:rPr>
-                <w:rFonts w:ascii="Arial" w:hAnsi="Arial" w:cs="Arial"/>
-                <w:sz w:val="21"/>
-                <w:szCs w:val="21"/>
-              </w:rPr>
-            </w:pPr>
-            <w:r>
-              <w:rPr>
-                <w:rFonts w:ascii="Arial" w:hAnsi="Arial" w:cs="Arial"/>
-                <w:spacing w:val="-2"/>
-                <w:w w:val="90"/>
-                <w:sz w:val="21"/>
-                <w:szCs w:val="21"/>
-              </w:rPr>
-              <w:t>Overdue</w:t>
-            </w:r>
-            <w:r>
-              <w:rPr>
-                <w:rFonts w:ascii="Arial" w:hAnsi="Arial" w:cs="Arial"/>
-                <w:spacing w:val="-2"/>
-                <w:sz w:val="21"/>
-                <w:szCs w:val="21"/>
-              </w:rPr>
-              <w:t xml:space="preserve"> </w:t>
-            </w:r>
-            <w:r>
-              <w:rPr>
-                <w:rFonts w:ascii="Arial" w:hAnsi="Arial" w:cs="Arial"/>
-                <w:spacing w:val="-2"/>
-                <w:w w:val="90"/>
-                <w:sz w:val="21"/>
-                <w:szCs w:val="21"/>
-              </w:rPr>
-              <w:t>interest</w:t>
-            </w:r>
-            <w:r>
-              <w:rPr>
-                <w:rFonts w:ascii="Arial" w:hAnsi="Arial" w:cs="Arial"/>
-                <w:spacing w:val="3"/>
-                <w:sz w:val="21"/>
-                <w:szCs w:val="21"/>
-              </w:rPr>
-              <w:t xml:space="preserve"> </w:t>
-            </w:r>
-            <w:r>
-              <w:rPr>
-                <w:rFonts w:ascii="Arial" w:hAnsi="Arial" w:cs="Arial"/>
-                <w:spacing w:val="-2"/>
-                <w:w w:val="90"/>
-                <w:sz w:val="21"/>
-                <w:szCs w:val="21"/>
-              </w:rPr>
-              <w:t>calculated</w:t>
-            </w:r>
-            <w:r>
-              <w:rPr>
-                <w:rFonts w:ascii="Arial" w:hAnsi="Arial" w:cs="Arial"/>
-                <w:spacing w:val="2"/>
-                <w:sz w:val="21"/>
-                <w:szCs w:val="21"/>
-              </w:rPr>
-              <w:t xml:space="preserve"> </w:t>
-            </w:r>
-            <w:r>
-              <w:rPr>
-                <w:rFonts w:ascii="Arial" w:hAnsi="Arial" w:cs="Arial"/>
-                <w:spacing w:val="-2"/>
-                <w:w w:val="90"/>
-                <w:sz w:val="21"/>
-                <w:szCs w:val="21"/>
-              </w:rPr>
-              <w:t>upto</w:t>
-            </w:r>
-            <w:r>
-              <w:rPr>
-                <w:rFonts w:ascii="Arial" w:hAnsi="Arial" w:cs="Arial"/>
-                <w:spacing w:val="1"/>
-                <w:sz w:val="21"/>
-                <w:szCs w:val="21"/>
-              </w:rPr>
-              <w:t xml:space="preserve"> </w:t>
-            </w:r>
-            <w:r>
-              <w:rPr>
-                <w:rFonts w:ascii="Arial" w:hAnsi="Arial" w:cs="Arial"/>
-                <w:spacing w:val="-2"/>
-                <w:w w:val="90"/>
-                <w:sz w:val="21"/>
-                <w:szCs w:val="21"/>
-              </w:rPr>
-              <w:t>{{date_due}}</w:t>
-            </w:r>
-          </w:p>
-        </w:tc>
-        <w:tc>
-          <w:tcPr>
-            <w:tcW w:w="2835" w:type="dxa"/>
-            <w:tcBorders>
-              <w:right w:val="single" w:sz="12" w:space="0" w:color="808080"/>
-            </w:tcBorders>
-          </w:tcPr>
-          <w:p>
-            <w:pPr>
-              <w:pStyle w:val="TableParagraph"/>
-              <w:spacing w:before="120" w:line="240" w:lineRule="auto"/>
-              <w:rPr>
-                <w:rFonts w:ascii="Arial" w:hAnsi="Arial" w:cs="Arial"/>
-                <w:sz w:val="21"/>
-                <w:szCs w:val="21"/>
-              </w:rPr>
-            </w:pPr>
-            <w:proofErr w:type="gramStart"/>
-            <w:r>
-              <w:rPr>
-                <w:rFonts w:ascii="Arial" w:hAnsi="Arial" w:cs="Arial"/>
-                <w:spacing w:val="-6"/>
-                <w:sz w:val="21"/>
-                <w:szCs w:val="21"/>
-              </w:rPr>
-              <w:t>Rs.</w:t>
-            </w:r>
-            <w:r>
-              <w:rPr>
-                <w:rFonts w:ascii="Arial" w:hAnsi="Arial" w:cs="Arial"/>
-                <w:spacing w:val="-2"/>
-                <w:sz w:val="21"/>
-                <w:szCs w:val="21"/>
-              </w:rPr>
-              <w:t>{</w:t>
-            </w:r>
-            <w:proofErr w:type="gramEnd"/>
-            <w:r>
-              <w:rPr>
-                <w:rFonts w:ascii="Arial" w:hAnsi="Arial" w:cs="Arial"/>
-                <w:spacing w:val="-2"/>
-                <w:sz w:val="21"/>
-                <w:szCs w:val="21"/>
-              </w:rPr>
-              <w:t>{over_dues}}</w:t>
-            </w:r>
-            <w:r>
-              <w:rPr>
-                <w:rFonts w:ascii="Arial" w:hAnsi="Arial" w:cs="Arial"/>
-                <w:spacing w:val="-2"/>
-                <w:sz w:val="21"/>
-                <w:szCs w:val="21"/>
-              </w:rPr>
-              <w:t>.00/-</w:t>
-            </w:r>
-          </w:p>
-        </w:tc>
-      </w:tr>
-      <w:tr>
-        <w:trPr>
           <w:trHeight w:val="50"/>
         </w:trPr>
         <w:tc>
@@ -6090,6 +6109,7 @@
         </w:rPr>
         <w:t xml:space="preserve"> </w:t>
       </w:r>
+      <w:proofErr w:type="spellStart"/>
       <w:r>
         <w:rPr>
           <w:rFonts w:ascii="Arial" w:hAnsi="Arial" w:cs="Arial"/>
@@ -6112,6 +6132,7 @@
         </w:rPr>
         <w:t>ay</w:t>
       </w:r>
+      <w:proofErr w:type="spellEnd"/>
       <w:r>
         <w:rPr>
           <w:rFonts w:ascii="Arial" w:hAnsi="Arial" w:cs="Arial"/>
@@ -6393,7 +6414,33 @@
           <w:szCs w:val="21"/>
           <w:u w:val="single"/>
         </w:rPr>
-        <w:t>{{loan_account}}</w:t>
+        <w:t>{{</w:t>
+      </w:r>
+      <w:proofErr w:type="spellStart"/>
+      <w:r>
+        <w:rPr>
+          <w:rFonts w:ascii="Arial" w:hAnsi="Arial" w:cs="Arial"/>
+          <w:b/>
+          <w:spacing w:val="-4"/>
+          <w:w w:val="90"/>
+          <w:sz w:val="21"/>
+          <w:szCs w:val="21"/>
+          <w:u w:val="single"/>
+        </w:rPr>
+        <w:t>loan_account</w:t>
+      </w:r>
+      <w:proofErr w:type="spellEnd"/>
+      <w:r>
+        <w:rPr>
+          <w:rFonts w:ascii="Arial" w:hAnsi="Arial" w:cs="Arial"/>
+          <w:b/>
+          <w:spacing w:val="-4"/>
+          <w:w w:val="90"/>
+          <w:sz w:val="21"/>
+          <w:szCs w:val="21"/>
+          <w:u w:val="single"/>
+        </w:rPr>
+        <w:t>}}</w:t>
       </w:r>
       <w:r>
         <w:rPr>
@@ -8477,33 +8524,55 @@
         </w:rPr>
         <w:t xml:space="preserve"> </w:t>
       </w:r>
-      <w:r>
-        <w:rPr>
-          <w:rFonts w:ascii="Arial" w:hAnsi="Arial" w:cs="Arial"/>
-          <w:w w:val="90"/>
-          <w:sz w:val="21"/>
-          <w:szCs w:val="21"/>
-        </w:rPr>
-        <w:t>Ranigunj,</w:t>
-      </w:r>
-      <w:r>
-        <w:rPr>
-          <w:rFonts w:ascii="Arial" w:hAnsi="Arial" w:cs="Arial"/>
-          <w:spacing w:val="-2"/>
-          <w:w w:val="90"/>
-          <w:sz w:val="21"/>
-          <w:szCs w:val="21"/>
-        </w:rPr>
-        <w:t xml:space="preserve"> </w:t>
-      </w:r>
-      <w:r>
-        <w:rPr>
-          <w:rFonts w:ascii="Arial" w:hAnsi="Arial" w:cs="Arial"/>
-          <w:w w:val="90"/>
-          <w:sz w:val="21"/>
-          <w:szCs w:val="21"/>
-        </w:rPr>
-        <w:t>Secunderabad,</w:t>
+      <w:proofErr w:type="spellStart"/>
+      <w:r>
+        <w:rPr>
+          <w:rFonts w:ascii="Arial" w:hAnsi="Arial" w:cs="Arial"/>
+          <w:w w:val="90"/>
+          <w:sz w:val="21"/>
+          <w:szCs w:val="21"/>
+        </w:rPr>
+        <w:t>Ranigunj</w:t>
+      </w:r>
+      <w:proofErr w:type="spellEnd"/>
+      <w:r>
+        <w:rPr>
+          <w:rFonts w:ascii="Arial" w:hAnsi="Arial" w:cs="Arial"/>
+          <w:w w:val="90"/>
+          <w:sz w:val="21"/>
+          <w:szCs w:val="21"/>
+        </w:rPr>
+        <w:t>,</w:t>
+      </w:r>
+      <w:r>
+        <w:rPr>
+          <w:rFonts w:ascii="Arial" w:hAnsi="Arial" w:cs="Arial"/>
+          <w:spacing w:val="-2"/>
+          <w:w w:val="90"/>
+          <w:sz w:val="21"/>
+          <w:szCs w:val="21"/>
+        </w:rPr>
+        <w:t xml:space="preserve"> </w:t>
+      </w:r>
+      <w:proofErr w:type="spellStart"/>
+      <w:r>
+        <w:rPr>
+          <w:rFonts w:ascii="Arial" w:hAnsi="Arial" w:cs="Arial"/>
+          <w:w w:val="90"/>
+          <w:sz w:val="21"/>
+          <w:szCs w:val="21"/>
+        </w:rPr>
+        <w:t>Secunderabad</w:t>
+      </w:r>
+      <w:proofErr w:type="spellEnd"/>
+      <w:r>
+        <w:rPr>
+          <w:rFonts w:ascii="Arial" w:hAnsi="Arial" w:cs="Arial"/>
+          <w:w w:val="90"/>
+          <w:sz w:val="21"/>
+          <w:szCs w:val="21"/>
+        </w:rPr>
+        <w:t>,</w:t>
       </w:r>
       <w:r>
         <w:rPr>
